--- a/references/Protypo_Syntomis_Ekdosis_Paidiou_Efivou.docx
+++ b/references/Protypo_Syntomis_Ekdosis_Paidiou_Efivou.docx
@@ -12,7 +12,7 @@
           <w:color w:val="000000"/>
           <w:sz w:val="30"/>
         </w:rPr>
-        <w:t>ΠΡΟΤΥΠΟ ΣΥΝΤΟΜΗΣ ΕΚΔΟΣΗΣ ΠΑΙΔΙΟΥ/ΕΦΗΒΟΥ</w:t>
+        <w:t>ΠΡΟΤΥΠΟ ΣΥΝΤΟΜΗΣ ΕΚΔΟΣΗΣ (ΕΝΟΠΟΙΗΜΕΝΟ)</w:t>
       </w:r>
     </w:p>
     <w:p>
@@ -55,11 +55,9 @@
         <w:rPr>
           <w:b/>
         </w:rPr>
-        <w:t xml:space="preserve">[Απλός τίτλος ταλέντου]: </w:t>
+        <w:t>[Απλός τίτλος ταλέντου]: Μία παράγραφος 5–6 προτάσεων που εξηγεί με απλά λόγια πώς μπορεί να φαίνεται στην πράξη. Εδώ δεν αναφέρονται επαγγέλματα.</w:t>
       </w:r>
-      <w:r>
-        <w:t>Μία ή δύο προτάσεις που εξηγούν μόνο πώς μπορεί να φαίνεται στην πράξη. Εδώ δεν αναφέρονται επαγγέλματα.</w:t>
-      </w:r>
+      <w:r/>
     </w:p>
     <w:p>
       <w:pPr>
@@ -83,11 +81,9 @@
         <w:rPr>
           <w:b/>
         </w:rPr>
-        <w:t xml:space="preserve">[Συνέχισε μέχρι 4–6 ταλέντα]: </w:t>
+        <w:t>[Συνέχισε με όσα ταλέντα τεκμηριώνονται πραγματικά επαρκώς -- συνήθως 4–8]: Κάθε δυνατότητα χρειάζεται επιβεβαίωση μέσα από πραγματικές εμπειρίες. Αμέσως μετά το τελευταίο ταλέντο: «Συνοπτικά, τα ταλέντα προς διερεύνηση είναι:» (έντονα) και μετά λίστα με όλους τους τίτλους σε bullets, λιγότερο από μία πρόταση το καθένα, χωρίς απόρριψη ή ιεράρχηση.</w:t>
       </w:r>
-      <w:r>
-        <w:t>Κάθε δυνατότητα χρειάζεται επιβεβαίωση μέσα από πραγματικές εμπειρίες.</w:t>
-      </w:r>
+      <w:r/>
     </w:p>
     <w:p>
       <w:pPr>
@@ -171,7 +167,7 @@
     </w:p>
     <w:p>
       <w:r>
-        <w:t>[Συνέχισε με την ίδια μορφή μέχρι 4–5 επαγγελματικούς τομείς.]</w:t>
+        <w:t>[Συνέχισε με όσους τομείς συνδέονται με τουλάχιστον δύο ταλέντα -- συνήθως 4–6.]</w:t>
       </w:r>
     </w:p>
     <w:p>
@@ -184,64 +180,7 @@
     </w:p>
     <w:p>
       <w:r>
-        <w:t>Έως τρεις βασικές κατευθύνσεις και οι σημαντικότεροι συνδυασμοί τους. Διευκρίνισε ότι είναι επιλογές προς διερεύνηση και όχι οριστική απόφαση.</w:t>
-      </w:r>
-    </w:p>
-    <w:p>
-      <w:r>
-        <w:br w:type="page"/>
-      </w:r>
-    </w:p>
-    <w:p>
-      <w:pPr>
-        <w:pStyle w:val="Heading1"/>
-      </w:pPr>
-      <w:r>
-        <w:t>Πλαίσιο Εκπαιδευτικού Συστήματος (Κύπρος)</w:t>
-      </w:r>
-    </w:p>
-    <w:p>
-      <w:r>
-        <w:t>[Πρόσθεσε αυτή την ενότητα μόνο όταν έχει δηλωθεί ότι το παιδί/ο έφηβος φοιτά στο κυπριακό εκπαιδευτικό σύστημα.]</w:t>
-      </w:r>
-    </w:p>
-    <w:p>
-      <w:pPr>
-        <w:pStyle w:val="Heading2"/>
-      </w:pPr>
-      <w:r>
-        <w:t>Οι τέσσερις επιλογές στην Α΄ Λυκείου</w:t>
-      </w:r>
-    </w:p>
-    <w:p>
-      <w:r>
-        <w:t>Κάθε ΟΜΠ παρουσιάζεται σε μία απλή γραμμή, με βάση τις ισχύουσες επίσημες πληροφορίες.</w:t>
-      </w:r>
-    </w:p>
-    <w:p>
-      <w:pPr>
-        <w:pStyle w:val="Heading2"/>
-      </w:pPr>
-      <w:r>
-        <w:t>Ποιες επιλογές αξίζει να εξετάσεις</w:t>
-      </w:r>
-    </w:p>
-    <w:p>
-      <w:r>
-        <w:t>Σύνδεσε προσεκτικά τις σχετικές ΟΜΠ με τα ήδη παρουσιασμένα ταλέντα, χωρίς κατάταξη, αποκλεισμό επιλογών ή υπόθεση ενδιαφερόντων και σχολικής επίδοσης.</w:t>
-      </w:r>
-    </w:p>
-    <w:p>
-      <w:pPr>
-        <w:pStyle w:val="Heading2"/>
-      </w:pPr>
-      <w:r>
-        <w:t>Τι χρειάζεται να θυμάσαι</w:t>
-      </w:r>
-    </w:p>
-    <w:p>
-      <w:r>
-        <w:t>Η τελική επιλογή χρειάζεται να λάβει υπόψη τα μαθήματα που αρέσουν στον μαθητή, την επίδοσή του και τα επαγγέλματα που θέλει να γνωρίσει καλύτερα. Στη σύντομη έκδοση δεν αναλύονται Παγκύπριες Εξετάσεις, Επιστημονικά Πεδία ή Πλαίσια Πρόσβασης.</w:t>
+        <w:t>Έως τρεις βασικές κατευθύνσεις και οι σημαντικότεροι συνδυασμοί τους. Διευκρίνισε ότι είναι επιλογές προς διερεύνηση και όχι οριστική απόφαση. Έκλεισε λέγοντας ότι τα μαθήματα και οι δραστηριότητες που αρέσουν στο άτομο και η πραγματική του επίδοση θα χρειαστεί αργότερα να επιβεβαιώσουν ή να αναθεωρήσουν αυτό το συμπέρασμα, και ότι η τελική επιλογή παραμένει πάντα δική του (ελευθερία βούλησης).</w:t>
       </w:r>
     </w:p>
     <w:sectPr>
